--- a/深思内阁3.0_进化研究.docx
+++ b/深思内阁3.0_进化研究.docx
@@ -536,7 +536,7 @@
           <w:b w:val="0"/>
           <w:sz w:val="22"/>
         </w:rPr>
-        <w:t>表 1 给出映射总览，随后逐项给出最小可验收设计。</w:t>
+        <w:t>表 1 给出映射总览，随后逐项给出最小可验收设计。其中 W1（证据分级制度）与 W6（八坐标实验卡）的展开分别见第 6.1—6.2 节与第 6.3 节；W2—W5、W7 五项如下逐项展开。</w:t>
       </w:r>
     </w:p>
     <w:p>
@@ -681,7 +681,7 @@
                 <w:b w:val="0"/>
                 <w:sz w:val="19"/>
               </w:rPr>
-              <w:t>见 I4（第 6 节）：主张分级 + 可复现协议</w:t>
+              <w:t>见 I4（第 6.1—6.2 节）：主张分级 + claim ledger 工具</w:t>
             </w:r>
           </w:p>
         </w:tc>
@@ -697,7 +697,7 @@
                 <w:b w:val="0"/>
                 <w:sz w:val="19"/>
               </w:rPr>
-              <w:t>R3→R2/R1</w:t>
+              <w:t>R3→R0（分级工具机制测试）</w:t>
             </w:r>
           </w:p>
         </w:tc>
@@ -2027,7 +2027,7 @@
           <w:b w:val="0"/>
           <w:sz w:val="22"/>
         </w:rPr>
-        <w:t>•  R1：本地受控实验或模拟（非真实线上，如 2.0 中约 91% 的缓存命中率属于本地模拟，不得表述为真实收益）；</w:t>
+        <w:t>•  R1：受控实验或可复现测量（本地模拟，或真实 API 上按可复现协议执行的实验；如 2.0 中约 91% 的缓存命中率为本地模拟，在真实 API 上复现前不得表述为真实线上收益）；</w:t>
       </w:r>
     </w:p>
     <w:p>
@@ -2878,7 +2878,7 @@
                 <w:b w:val="0"/>
                 <w:sz w:val="19"/>
               </w:rPr>
-              <w:t>本地 ≥90%（R1）；真实 MiMo 待接入后线上测量</w:t>
+              <w:t>本地模拟 ≥90%（R1）；真实 MiMo 接入后按可复现协议线上测量</w:t>
             </w:r>
           </w:p>
         </w:tc>
@@ -2894,7 +2894,7 @@
                 <w:b w:val="0"/>
                 <w:sz w:val="19"/>
               </w:rPr>
-              <w:t>R1→R0/R2</w:t>
+              <w:t>R1（本地）→R1（真实 API）</w:t>
             </w:r>
           </w:p>
         </w:tc>
